--- a/rapports/2026-06-06/EQ34/EQ34_sup_v2/DR_021102000005/86-46-86-47.docx
+++ b/rapports/2026-06-06/EQ34/EQ34_sup_v2/DR_021102000005/86-46-86-47.docx
@@ -297,7 +297,7 @@
           <w:color w:val="1F6FEB"/>
           <w:sz w:val="22"/>
         </w:rPr>
-        <w:t>⚠ INCOHÉRENCES À CORRIGER (99)</w:t>
+        <w:t>⚠ INCOHÉRENCES À CORRIGER (94)</w:t>
       </w:r>
     </w:p>
     <w:tbl>
@@ -518,6 +518,636 @@
                 <w:i w:val="0"/>
                 <w:sz w:val="16"/>
               </w:rPr>
+              <w:t>S11</w:t>
+              <w:br/>
+            </w:r>
+            <w:r>
+              <w:rPr>
+                <w:b w:val="0"/>
+                <w:i w:val="0"/>
+                <w:color w:val="64748B"/>
+                <w:sz w:val="14"/>
+              </w:rPr>
+              <w:t>Logement / cadre de vie</w:t>
+            </w:r>
+          </w:p>
+        </w:tc>
+        <w:tc>
+          <w:tcPr>
+            <w:tcW w:type="dxa" w:w="1531"/>
+          </w:tcPr>
+          <w:p>
+            <w:r>
+              <w:rPr>
+                <w:b/>
+                <w:i w:val="0"/>
+                <w:color w:val="16A34A"/>
+                <w:sz w:val="16"/>
+              </w:rPr>
+              <w:t>s01q25, s01q30, s04q23, s11q03__1, s11q03__2, s11q03__3, s11q36, s11q361</w:t>
+            </w:r>
+          </w:p>
+        </w:tc>
+        <w:tc>
+          <w:tcPr>
+            <w:tcW w:type="dxa" w:w="1191"/>
+          </w:tcPr>
+          <w:p>
+            <w:r>
+              <w:rPr>
+                <w:b w:val="0"/>
+                <w:i w:val="0"/>
+                <w:color w:val="64748B"/>
+                <w:sz w:val="16"/>
+              </w:rPr>
+              <w:t>GT-CQ</w:t>
+            </w:r>
+          </w:p>
+        </w:tc>
+        <w:tc>
+          <w:tcPr>
+            <w:tcW w:type="dxa" w:w="4706"/>
+          </w:tcPr>
+          <w:p>
+            <w:r>
+              <w:rPr>
+                <w:b w:val="0"/>
+                <w:i w:val="0"/>
+                <w:sz w:val="17"/>
+              </w:rPr>
+              <w:t>Le ménage a comme principale source d'éclairage du logement   Bougie mais disposent Climatiseurs/Splits installés au mur ou Chauffe-eau (pour eau chaude) ou Ventilateurs incrustés au plafond, prière de corriger cette incohérence.</w:t>
+            </w:r>
+          </w:p>
+        </w:tc>
+      </w:tr>
+      <w:tr>
+        <w:tc>
+          <w:tcPr>
+            <w:tcW w:type="dxa" w:w="964"/>
+          </w:tcPr>
+          <w:p>
+            <w:r>
+              <w:rPr>
+                <w:b/>
+                <w:i w:val="0"/>
+                <w:color w:val="DC2626"/>
+                <w:sz w:val="16"/>
+              </w:rPr>
+              <w:t>Haute</w:t>
+            </w:r>
+          </w:p>
+        </w:tc>
+        <w:tc>
+          <w:tcPr>
+            <w:tcW w:type="dxa" w:w="1247"/>
+          </w:tcPr>
+          <w:p>
+            <w:r>
+              <w:rPr>
+                <w:b/>
+                <w:i w:val="0"/>
+                <w:sz w:val="16"/>
+              </w:rPr>
+              <w:t>S11</w:t>
+              <w:br/>
+            </w:r>
+            <w:r>
+              <w:rPr>
+                <w:b w:val="0"/>
+                <w:i w:val="0"/>
+                <w:color w:val="64748B"/>
+                <w:sz w:val="14"/>
+              </w:rPr>
+              <w:t>Logement / cadre de vie</w:t>
+            </w:r>
+          </w:p>
+        </w:tc>
+        <w:tc>
+          <w:tcPr>
+            <w:tcW w:type="dxa" w:w="1531"/>
+          </w:tcPr>
+          <w:p>
+            <w:r>
+              <w:rPr>
+                <w:b/>
+                <w:i w:val="0"/>
+                <w:color w:val="16A34A"/>
+                <w:sz w:val="16"/>
+              </w:rPr>
+              <w:t>s01q03a, s01q03b, s01q03c, s11q32, s11q36, s11q36_code</w:t>
+            </w:r>
+          </w:p>
+        </w:tc>
+        <w:tc>
+          <w:tcPr>
+            <w:tcW w:type="dxa" w:w="1191"/>
+          </w:tcPr>
+          <w:p>
+            <w:r>
+              <w:rPr>
+                <w:b w:val="0"/>
+                <w:i w:val="0"/>
+                <w:color w:val="64748B"/>
+                <w:sz w:val="16"/>
+              </w:rPr>
+              <w:t>GT-CQ</w:t>
+            </w:r>
+          </w:p>
+        </w:tc>
+        <w:tc>
+          <w:tcPr>
+            <w:tcW w:type="dxa" w:w="4706"/>
+          </w:tcPr>
+          <w:p>
+            <w:r>
+              <w:rPr>
+                <w:b w:val="0"/>
+                <w:i w:val="0"/>
+                <w:sz w:val="17"/>
+              </w:rPr>
+              <w:t>Le ménage  est connecté à un réseau électrique donc à accès à l'électricité avec EDM malgré qu'elle ne soit pas disponible à 100%, le même ménage déclare comme principale source d'éclairage du logement la Bougie qui est incohérent.</w:t>
+            </w:r>
+          </w:p>
+        </w:tc>
+      </w:tr>
+      <w:tr>
+        <w:tc>
+          <w:tcPr>
+            <w:tcW w:type="dxa" w:w="964"/>
+          </w:tcPr>
+          <w:p>
+            <w:r>
+              <w:rPr>
+                <w:b/>
+                <w:i w:val="0"/>
+                <w:color w:val="EA580C"/>
+                <w:sz w:val="16"/>
+              </w:rPr>
+              <w:t>Moyenne</w:t>
+            </w:r>
+          </w:p>
+        </w:tc>
+        <w:tc>
+          <w:tcPr>
+            <w:tcW w:type="dxa" w:w="1247"/>
+          </w:tcPr>
+          <w:p>
+            <w:r>
+              <w:rPr>
+                <w:b/>
+                <w:i w:val="0"/>
+                <w:sz w:val="16"/>
+              </w:rPr>
+              <w:t>S00</w:t>
+              <w:br/>
+            </w:r>
+            <w:r>
+              <w:rPr>
+                <w:b w:val="0"/>
+                <w:i w:val="0"/>
+                <w:color w:val="64748B"/>
+                <w:sz w:val="14"/>
+              </w:rPr>
+              <w:t>Identification</w:t>
+            </w:r>
+          </w:p>
+        </w:tc>
+        <w:tc>
+          <w:tcPr>
+            <w:tcW w:type="dxa" w:w="1531"/>
+          </w:tcPr>
+          <w:p>
+            <w:r>
+              <w:rPr>
+                <w:b/>
+                <w:i w:val="0"/>
+                <w:color w:val="16A34A"/>
+                <w:sz w:val="16"/>
+              </w:rPr>
+              <w:t>s00q27</w:t>
+            </w:r>
+          </w:p>
+        </w:tc>
+        <w:tc>
+          <w:tcPr>
+            <w:tcW w:type="dxa" w:w="1191"/>
+          </w:tcPr>
+          <w:p>
+            <w:r>
+              <w:rPr>
+                <w:b w:val="0"/>
+                <w:i w:val="0"/>
+                <w:color w:val="64748B"/>
+                <w:sz w:val="16"/>
+              </w:rPr>
+              <w:t>GT-CQ</w:t>
+            </w:r>
+          </w:p>
+        </w:tc>
+        <w:tc>
+          <w:tcPr>
+            <w:tcW w:type="dxa" w:w="4706"/>
+          </w:tcPr>
+          <w:p>
+            <w:r>
+              <w:rPr>
+                <w:b w:val="0"/>
+                <w:i w:val="0"/>
+                <w:sz w:val="17"/>
+              </w:rPr>
+              <w:t>Le questionnaire semble ne pas être complètement fini mais le questionnaire est en statut complet, prière de compléter le questionnaire.</w:t>
+            </w:r>
+          </w:p>
+        </w:tc>
+      </w:tr>
+      <w:tr>
+        <w:tc>
+          <w:tcPr>
+            <w:tcW w:type="dxa" w:w="964"/>
+          </w:tcPr>
+          <w:p>
+            <w:r>
+              <w:rPr>
+                <w:b/>
+                <w:i w:val="0"/>
+                <w:color w:val="EA580C"/>
+                <w:sz w:val="16"/>
+              </w:rPr>
+              <w:t>Moyenne</w:t>
+            </w:r>
+          </w:p>
+        </w:tc>
+        <w:tc>
+          <w:tcPr>
+            <w:tcW w:type="dxa" w:w="1247"/>
+          </w:tcPr>
+          <w:p>
+            <w:r>
+              <w:rPr>
+                <w:b/>
+                <w:i w:val="0"/>
+                <w:sz w:val="16"/>
+              </w:rPr>
+              <w:t>S00</w:t>
+              <w:br/>
+            </w:r>
+            <w:r>
+              <w:rPr>
+                <w:b w:val="0"/>
+                <w:i w:val="0"/>
+                <w:color w:val="64748B"/>
+                <w:sz w:val="14"/>
+              </w:rPr>
+              <w:t>Identification</w:t>
+            </w:r>
+          </w:p>
+        </w:tc>
+        <w:tc>
+          <w:tcPr>
+            <w:tcW w:type="dxa" w:w="1531"/>
+          </w:tcPr>
+          <w:p>
+            <w:r>
+              <w:rPr>
+                <w:b/>
+                <w:i w:val="0"/>
+                <w:color w:val="16A34A"/>
+                <w:sz w:val="16"/>
+              </w:rPr>
+              <w:t>—</w:t>
+            </w:r>
+          </w:p>
+        </w:tc>
+        <w:tc>
+          <w:tcPr>
+            <w:tcW w:type="dxa" w:w="1191"/>
+          </w:tcPr>
+          <w:p>
+            <w:r>
+              <w:rPr>
+                <w:b w:val="0"/>
+                <w:i w:val="0"/>
+                <w:color w:val="64748B"/>
+                <w:sz w:val="16"/>
+              </w:rPr>
+              <w:t>GT-CQ</w:t>
+            </w:r>
+          </w:p>
+        </w:tc>
+        <w:tc>
+          <w:tcPr>
+            <w:tcW w:type="dxa" w:w="4706"/>
+          </w:tcPr>
+          <w:p>
+            <w:r>
+              <w:rPr>
+                <w:b w:val="0"/>
+                <w:i w:val="0"/>
+                <w:sz w:val="17"/>
+              </w:rPr>
+              <w:t>Il est obligatoire de prendre les coordonnées Gps avant d'administrer le questionnaire.</w:t>
+            </w:r>
+          </w:p>
+        </w:tc>
+      </w:tr>
+      <w:tr>
+        <w:tc>
+          <w:tcPr>
+            <w:tcW w:type="dxa" w:w="964"/>
+          </w:tcPr>
+          <w:p>
+            <w:r>
+              <w:rPr>
+                <w:b/>
+                <w:i w:val="0"/>
+                <w:color w:val="EA580C"/>
+                <w:sz w:val="16"/>
+              </w:rPr>
+              <w:t>Moyenne</w:t>
+            </w:r>
+          </w:p>
+        </w:tc>
+        <w:tc>
+          <w:tcPr>
+            <w:tcW w:type="dxa" w:w="1247"/>
+          </w:tcPr>
+          <w:p>
+            <w:r>
+              <w:rPr>
+                <w:b/>
+                <w:i w:val="0"/>
+                <w:sz w:val="16"/>
+              </w:rPr>
+              <w:t>S00</w:t>
+              <w:br/>
+            </w:r>
+            <w:r>
+              <w:rPr>
+                <w:b w:val="0"/>
+                <w:i w:val="0"/>
+                <w:color w:val="64748B"/>
+                <w:sz w:val="14"/>
+              </w:rPr>
+              <w:t>Identification</w:t>
+            </w:r>
+          </w:p>
+        </w:tc>
+        <w:tc>
+          <w:tcPr>
+            <w:tcW w:type="dxa" w:w="1531"/>
+          </w:tcPr>
+          <w:p>
+            <w:r>
+              <w:rPr>
+                <w:b/>
+                <w:i w:val="0"/>
+                <w:color w:val="16A34A"/>
+                <w:sz w:val="16"/>
+              </w:rPr>
+              <w:t>—</w:t>
+            </w:r>
+          </w:p>
+        </w:tc>
+        <w:tc>
+          <w:tcPr>
+            <w:tcW w:type="dxa" w:w="1191"/>
+          </w:tcPr>
+          <w:p>
+            <w:r>
+              <w:rPr>
+                <w:b w:val="0"/>
+                <w:i w:val="0"/>
+                <w:color w:val="64748B"/>
+                <w:sz w:val="16"/>
+              </w:rPr>
+              <w:t>GT-CQ</w:t>
+            </w:r>
+          </w:p>
+        </w:tc>
+        <w:tc>
+          <w:tcPr>
+            <w:tcW w:type="dxa" w:w="4706"/>
+          </w:tcPr>
+          <w:p>
+            <w:r>
+              <w:rPr>
+                <w:b w:val="0"/>
+                <w:i w:val="0"/>
+                <w:sz w:val="17"/>
+              </w:rPr>
+              <w:t>Prière de prendre les coordonnées GPS.</w:t>
+            </w:r>
+          </w:p>
+        </w:tc>
+      </w:tr>
+      <w:tr>
+        <w:tc>
+          <w:tcPr>
+            <w:tcW w:type="dxa" w:w="964"/>
+          </w:tcPr>
+          <w:p>
+            <w:r>
+              <w:rPr>
+                <w:b/>
+                <w:i w:val="0"/>
+                <w:color w:val="EA580C"/>
+                <w:sz w:val="16"/>
+              </w:rPr>
+              <w:t>Moyenne</w:t>
+            </w:r>
+          </w:p>
+        </w:tc>
+        <w:tc>
+          <w:tcPr>
+            <w:tcW w:type="dxa" w:w="1247"/>
+          </w:tcPr>
+          <w:p>
+            <w:r>
+              <w:rPr>
+                <w:b/>
+                <w:i w:val="0"/>
+                <w:sz w:val="16"/>
+              </w:rPr>
+              <w:t>S00</w:t>
+              <w:br/>
+            </w:r>
+            <w:r>
+              <w:rPr>
+                <w:b w:val="0"/>
+                <w:i w:val="0"/>
+                <w:color w:val="64748B"/>
+                <w:sz w:val="14"/>
+              </w:rPr>
+              <w:t>Identification</w:t>
+            </w:r>
+          </w:p>
+        </w:tc>
+        <w:tc>
+          <w:tcPr>
+            <w:tcW w:type="dxa" w:w="1531"/>
+          </w:tcPr>
+          <w:p>
+            <w:r>
+              <w:rPr>
+                <w:b/>
+                <w:i w:val="0"/>
+                <w:color w:val="16A34A"/>
+                <w:sz w:val="16"/>
+              </w:rPr>
+              <w:t>—</w:t>
+            </w:r>
+          </w:p>
+        </w:tc>
+        <w:tc>
+          <w:tcPr>
+            <w:tcW w:type="dxa" w:w="1191"/>
+          </w:tcPr>
+          <w:p>
+            <w:r>
+              <w:rPr>
+                <w:b w:val="0"/>
+                <w:i w:val="0"/>
+                <w:color w:val="64748B"/>
+                <w:sz w:val="16"/>
+              </w:rPr>
+              <w:t>GT-CQ</w:t>
+            </w:r>
+          </w:p>
+        </w:tc>
+        <w:tc>
+          <w:tcPr>
+            <w:tcW w:type="dxa" w:w="4706"/>
+          </w:tcPr>
+          <w:p>
+            <w:r>
+              <w:rPr>
+                <w:b w:val="0"/>
+                <w:i w:val="0"/>
+                <w:sz w:val="17"/>
+              </w:rPr>
+              <w:t>L'adresse ou la localisation du ménage doit être bien renseignée, ne doit pas contenir des numéros de téléphone et elle semble courte pour être une adresse.</w:t>
+            </w:r>
+          </w:p>
+        </w:tc>
+      </w:tr>
+      <w:tr>
+        <w:tc>
+          <w:tcPr>
+            <w:tcW w:type="dxa" w:w="964"/>
+          </w:tcPr>
+          <w:p>
+            <w:r>
+              <w:rPr>
+                <w:b/>
+                <w:i w:val="0"/>
+                <w:color w:val="EA580C"/>
+                <w:sz w:val="16"/>
+              </w:rPr>
+              <w:t>Moyenne</w:t>
+            </w:r>
+          </w:p>
+        </w:tc>
+        <w:tc>
+          <w:tcPr>
+            <w:tcW w:type="dxa" w:w="1247"/>
+          </w:tcPr>
+          <w:p>
+            <w:r>
+              <w:rPr>
+                <w:b/>
+                <w:i w:val="0"/>
+                <w:sz w:val="16"/>
+              </w:rPr>
+              <w:t>S00</w:t>
+              <w:br/>
+            </w:r>
+            <w:r>
+              <w:rPr>
+                <w:b w:val="0"/>
+                <w:i w:val="0"/>
+                <w:color w:val="64748B"/>
+                <w:sz w:val="14"/>
+              </w:rPr>
+              <w:t>Identification</w:t>
+            </w:r>
+          </w:p>
+        </w:tc>
+        <w:tc>
+          <w:tcPr>
+            <w:tcW w:type="dxa" w:w="1531"/>
+          </w:tcPr>
+          <w:p>
+            <w:r>
+              <w:rPr>
+                <w:b/>
+                <w:i w:val="0"/>
+                <w:color w:val="16A34A"/>
+                <w:sz w:val="16"/>
+              </w:rPr>
+              <w:t>—</w:t>
+            </w:r>
+          </w:p>
+        </w:tc>
+        <w:tc>
+          <w:tcPr>
+            <w:tcW w:type="dxa" w:w="1191"/>
+          </w:tcPr>
+          <w:p>
+            <w:r>
+              <w:rPr>
+                <w:b w:val="0"/>
+                <w:i w:val="0"/>
+                <w:color w:val="64748B"/>
+                <w:sz w:val="16"/>
+              </w:rPr>
+              <w:t>GT-CQ</w:t>
+            </w:r>
+          </w:p>
+        </w:tc>
+        <w:tc>
+          <w:tcPr>
+            <w:tcW w:type="dxa" w:w="4706"/>
+          </w:tcPr>
+          <w:p>
+            <w:r>
+              <w:rPr>
+                <w:b w:val="0"/>
+                <w:i w:val="0"/>
+                <w:sz w:val="17"/>
+              </w:rPr>
+              <w:t>Prière de renseigner la bonne adresse.</w:t>
+            </w:r>
+          </w:p>
+        </w:tc>
+      </w:tr>
+      <w:tr>
+        <w:tc>
+          <w:tcPr>
+            <w:tcW w:type="dxa" w:w="964"/>
+          </w:tcPr>
+          <w:p>
+            <w:r>
+              <w:rPr>
+                <w:b/>
+                <w:i w:val="0"/>
+                <w:color w:val="EA580C"/>
+                <w:sz w:val="16"/>
+              </w:rPr>
+              <w:t>Moyenne</w:t>
+            </w:r>
+          </w:p>
+        </w:tc>
+        <w:tc>
+          <w:tcPr>
+            <w:tcW w:type="dxa" w:w="1247"/>
+          </w:tcPr>
+          <w:p>
+            <w:r>
+              <w:rPr>
+                <w:b/>
+                <w:i w:val="0"/>
+                <w:sz w:val="16"/>
+              </w:rPr>
               <w:t>S02</w:t>
               <w:br/>
             </w:r>
@@ -544,7 +1174,7 @@
                 <w:color w:val="16A34A"/>
                 <w:sz w:val="16"/>
               </w:rPr>
-              <w:t>—</w:t>
+              <w:t>s01q63, s00q04, s02q25, s01q00b, s02q17_2, s02q15_2</w:t>
             </w:r>
           </w:p>
         </w:tc>
@@ -575,7 +1205,7 @@
                 <w:i w:val="0"/>
                 <w:sz w:val="17"/>
               </w:rPr>
-              <w:t>Incohérence!!! seulement les écoles privées paient les frais de scolarité (y compris les frais d'inscription).</w:t>
+              <w:t>Dans les milieux urbains c'est peu probable de voir une école dont les élèves ou étudiants ne dépensent pas en frais d'uniformes, prière de verifier pour MOHAMED DRAME BADJI qui fréquente 6ème année de Primaire et corriger ou confirmer avec le QG.</w:t>
             </w:r>
           </w:p>
         </w:tc>
@@ -590,10 +1220,10 @@
               <w:rPr>
                 <w:b/>
                 <w:i w:val="0"/>
-                <w:color w:val="DC2626"/>
-                <w:sz w:val="16"/>
-              </w:rPr>
-              <w:t>Haute</w:t>
+                <w:color w:val="EA580C"/>
+                <w:sz w:val="16"/>
+              </w:rPr>
+              <w:t>Moyenne</w:t>
             </w:r>
           </w:p>
         </w:tc>
@@ -608,7 +1238,7 @@
                 <w:i w:val="0"/>
                 <w:sz w:val="16"/>
               </w:rPr>
-              <w:t>S11</w:t>
+              <w:t>S02</w:t>
               <w:br/>
             </w:r>
             <w:r>
@@ -618,7 +1248,7 @@
                 <w:color w:val="64748B"/>
                 <w:sz w:val="14"/>
               </w:rPr>
-              <w:t>Logement / cadre de vie</w:t>
+              <w:t>Éducation</w:t>
             </w:r>
           </w:p>
         </w:tc>
@@ -634,7 +1264,7 @@
                 <w:color w:val="16A34A"/>
                 <w:sz w:val="16"/>
               </w:rPr>
-              <w:t>s01q25, s01q30, s04q23, s11q03__1, s11q03__2, s11q03__3, s11q36, s11q361</w:t>
+              <w:t>s01q63, s00q04, s02q25, s01q00b, s02q17_2, s02q15_2</w:t>
             </w:r>
           </w:p>
         </w:tc>
@@ -665,1087 +1295,7 @@
                 <w:i w:val="0"/>
                 <w:sz w:val="17"/>
               </w:rPr>
-              <w:t>Le ménage a comme principale source d'éclairage du logement   Bougie mais disposent Climatiseurs/Splits installés au mur ou Chauffe-eau (pour eau chaude) ou Ventilateurs incrustés au plafond, prière de corriger cette incohérence.</w:t>
-            </w:r>
-          </w:p>
-        </w:tc>
-      </w:tr>
-      <w:tr>
-        <w:tc>
-          <w:tcPr>
-            <w:tcW w:type="dxa" w:w="964"/>
-          </w:tcPr>
-          <w:p>
-            <w:r>
-              <w:rPr>
-                <w:b/>
-                <w:i w:val="0"/>
-                <w:color w:val="DC2626"/>
-                <w:sz w:val="16"/>
-              </w:rPr>
-              <w:t>Haute</w:t>
-            </w:r>
-          </w:p>
-        </w:tc>
-        <w:tc>
-          <w:tcPr>
-            <w:tcW w:type="dxa" w:w="1247"/>
-          </w:tcPr>
-          <w:p>
-            <w:r>
-              <w:rPr>
-                <w:b/>
-                <w:i w:val="0"/>
-                <w:sz w:val="16"/>
-              </w:rPr>
-              <w:t>S11</w:t>
-              <w:br/>
-            </w:r>
-            <w:r>
-              <w:rPr>
-                <w:b w:val="0"/>
-                <w:i w:val="0"/>
-                <w:color w:val="64748B"/>
-                <w:sz w:val="14"/>
-              </w:rPr>
-              <w:t>Logement / cadre de vie</w:t>
-            </w:r>
-          </w:p>
-        </w:tc>
-        <w:tc>
-          <w:tcPr>
-            <w:tcW w:type="dxa" w:w="1531"/>
-          </w:tcPr>
-          <w:p>
-            <w:r>
-              <w:rPr>
-                <w:b/>
-                <w:i w:val="0"/>
-                <w:color w:val="16A34A"/>
-                <w:sz w:val="16"/>
-              </w:rPr>
-              <w:t>s01q03a, s01q03b, s01q03c, s11q32, s11q36, s11q36_code</w:t>
-            </w:r>
-          </w:p>
-        </w:tc>
-        <w:tc>
-          <w:tcPr>
-            <w:tcW w:type="dxa" w:w="1191"/>
-          </w:tcPr>
-          <w:p>
-            <w:r>
-              <w:rPr>
-                <w:b w:val="0"/>
-                <w:i w:val="0"/>
-                <w:color w:val="64748B"/>
-                <w:sz w:val="16"/>
-              </w:rPr>
-              <w:t>GT-CQ</w:t>
-            </w:r>
-          </w:p>
-        </w:tc>
-        <w:tc>
-          <w:tcPr>
-            <w:tcW w:type="dxa" w:w="4706"/>
-          </w:tcPr>
-          <w:p>
-            <w:r>
-              <w:rPr>
-                <w:b w:val="0"/>
-                <w:i w:val="0"/>
-                <w:sz w:val="17"/>
-              </w:rPr>
-              <w:t>Le ménage  est connecté à un réseau électrique donc à accès à l'électricité avec EDM malgré qu'elle ne soit pas disponible à 100%, le même ménage déclare comme principale source d'éclairage du logement la Bougie qui est incohérent.</w:t>
-            </w:r>
-          </w:p>
-        </w:tc>
-      </w:tr>
-      <w:tr>
-        <w:tc>
-          <w:tcPr>
-            <w:tcW w:type="dxa" w:w="964"/>
-          </w:tcPr>
-          <w:p>
-            <w:r>
-              <w:rPr>
-                <w:b/>
-                <w:i w:val="0"/>
-                <w:color w:val="EA580C"/>
-                <w:sz w:val="16"/>
-              </w:rPr>
-              <w:t>Moyenne</w:t>
-            </w:r>
-          </w:p>
-        </w:tc>
-        <w:tc>
-          <w:tcPr>
-            <w:tcW w:type="dxa" w:w="1247"/>
-          </w:tcPr>
-          <w:p>
-            <w:r>
-              <w:rPr>
-                <w:b/>
-                <w:i w:val="0"/>
-                <w:sz w:val="16"/>
-              </w:rPr>
-              <w:t>S00</w:t>
-              <w:br/>
-            </w:r>
-            <w:r>
-              <w:rPr>
-                <w:b w:val="0"/>
-                <w:i w:val="0"/>
-                <w:color w:val="64748B"/>
-                <w:sz w:val="14"/>
-              </w:rPr>
-              <w:t>Identification</w:t>
-            </w:r>
-          </w:p>
-        </w:tc>
-        <w:tc>
-          <w:tcPr>
-            <w:tcW w:type="dxa" w:w="1531"/>
-          </w:tcPr>
-          <w:p>
-            <w:r>
-              <w:rPr>
-                <w:b/>
-                <w:i w:val="0"/>
-                <w:color w:val="16A34A"/>
-                <w:sz w:val="16"/>
-              </w:rPr>
-              <w:t>s00q27</w:t>
-            </w:r>
-          </w:p>
-        </w:tc>
-        <w:tc>
-          <w:tcPr>
-            <w:tcW w:type="dxa" w:w="1191"/>
-          </w:tcPr>
-          <w:p>
-            <w:r>
-              <w:rPr>
-                <w:b w:val="0"/>
-                <w:i w:val="0"/>
-                <w:color w:val="64748B"/>
-                <w:sz w:val="16"/>
-              </w:rPr>
-              <w:t>GT-CQ</w:t>
-            </w:r>
-          </w:p>
-        </w:tc>
-        <w:tc>
-          <w:tcPr>
-            <w:tcW w:type="dxa" w:w="4706"/>
-          </w:tcPr>
-          <w:p>
-            <w:r>
-              <w:rPr>
-                <w:b w:val="0"/>
-                <w:i w:val="0"/>
-                <w:sz w:val="17"/>
-              </w:rPr>
-              <w:t>Le questionnaire semble ne pas être complètement fini mais le questionnaire est en statut complet, prière de compléter le questionnaire.</w:t>
-            </w:r>
-          </w:p>
-        </w:tc>
-      </w:tr>
-      <w:tr>
-        <w:tc>
-          <w:tcPr>
-            <w:tcW w:type="dxa" w:w="964"/>
-          </w:tcPr>
-          <w:p>
-            <w:r>
-              <w:rPr>
-                <w:b/>
-                <w:i w:val="0"/>
-                <w:color w:val="EA580C"/>
-                <w:sz w:val="16"/>
-              </w:rPr>
-              <w:t>Moyenne</w:t>
-            </w:r>
-          </w:p>
-        </w:tc>
-        <w:tc>
-          <w:tcPr>
-            <w:tcW w:type="dxa" w:w="1247"/>
-          </w:tcPr>
-          <w:p>
-            <w:r>
-              <w:rPr>
-                <w:b/>
-                <w:i w:val="0"/>
-                <w:sz w:val="16"/>
-              </w:rPr>
-              <w:t>S00</w:t>
-              <w:br/>
-            </w:r>
-            <w:r>
-              <w:rPr>
-                <w:b w:val="0"/>
-                <w:i w:val="0"/>
-                <w:color w:val="64748B"/>
-                <w:sz w:val="14"/>
-              </w:rPr>
-              <w:t>Identification</w:t>
-            </w:r>
-          </w:p>
-        </w:tc>
-        <w:tc>
-          <w:tcPr>
-            <w:tcW w:type="dxa" w:w="1531"/>
-          </w:tcPr>
-          <w:p>
-            <w:r>
-              <w:rPr>
-                <w:b/>
-                <w:i w:val="0"/>
-                <w:color w:val="16A34A"/>
-                <w:sz w:val="16"/>
-              </w:rPr>
-              <w:t>—</w:t>
-            </w:r>
-          </w:p>
-        </w:tc>
-        <w:tc>
-          <w:tcPr>
-            <w:tcW w:type="dxa" w:w="1191"/>
-          </w:tcPr>
-          <w:p>
-            <w:r>
-              <w:rPr>
-                <w:b w:val="0"/>
-                <w:i w:val="0"/>
-                <w:color w:val="64748B"/>
-                <w:sz w:val="16"/>
-              </w:rPr>
-              <w:t>GT-CQ</w:t>
-            </w:r>
-          </w:p>
-        </w:tc>
-        <w:tc>
-          <w:tcPr>
-            <w:tcW w:type="dxa" w:w="4706"/>
-          </w:tcPr>
-          <w:p>
-            <w:r>
-              <w:rPr>
-                <w:b w:val="0"/>
-                <w:i w:val="0"/>
-                <w:sz w:val="17"/>
-              </w:rPr>
-              <w:t>Il est obligatoire de prendre les coordonnées Gps avant d'administrer le questionnaire.</w:t>
-            </w:r>
-          </w:p>
-        </w:tc>
-      </w:tr>
-      <w:tr>
-        <w:tc>
-          <w:tcPr>
-            <w:tcW w:type="dxa" w:w="964"/>
-          </w:tcPr>
-          <w:p>
-            <w:r>
-              <w:rPr>
-                <w:b/>
-                <w:i w:val="0"/>
-                <w:color w:val="EA580C"/>
-                <w:sz w:val="16"/>
-              </w:rPr>
-              <w:t>Moyenne</w:t>
-            </w:r>
-          </w:p>
-        </w:tc>
-        <w:tc>
-          <w:tcPr>
-            <w:tcW w:type="dxa" w:w="1247"/>
-          </w:tcPr>
-          <w:p>
-            <w:r>
-              <w:rPr>
-                <w:b/>
-                <w:i w:val="0"/>
-                <w:sz w:val="16"/>
-              </w:rPr>
-              <w:t>S00</w:t>
-              <w:br/>
-            </w:r>
-            <w:r>
-              <w:rPr>
-                <w:b w:val="0"/>
-                <w:i w:val="0"/>
-                <w:color w:val="64748B"/>
-                <w:sz w:val="14"/>
-              </w:rPr>
-              <w:t>Identification</w:t>
-            </w:r>
-          </w:p>
-        </w:tc>
-        <w:tc>
-          <w:tcPr>
-            <w:tcW w:type="dxa" w:w="1531"/>
-          </w:tcPr>
-          <w:p>
-            <w:r>
-              <w:rPr>
-                <w:b/>
-                <w:i w:val="0"/>
-                <w:color w:val="16A34A"/>
-                <w:sz w:val="16"/>
-              </w:rPr>
-              <w:t>—</w:t>
-            </w:r>
-          </w:p>
-        </w:tc>
-        <w:tc>
-          <w:tcPr>
-            <w:tcW w:type="dxa" w:w="1191"/>
-          </w:tcPr>
-          <w:p>
-            <w:r>
-              <w:rPr>
-                <w:b w:val="0"/>
-                <w:i w:val="0"/>
-                <w:color w:val="64748B"/>
-                <w:sz w:val="16"/>
-              </w:rPr>
-              <w:t>GT-CQ</w:t>
-            </w:r>
-          </w:p>
-        </w:tc>
-        <w:tc>
-          <w:tcPr>
-            <w:tcW w:type="dxa" w:w="4706"/>
-          </w:tcPr>
-          <w:p>
-            <w:r>
-              <w:rPr>
-                <w:b w:val="0"/>
-                <w:i w:val="0"/>
-                <w:sz w:val="17"/>
-              </w:rPr>
-              <w:t>Prière de prendre les coordonnées GPS.</w:t>
-            </w:r>
-          </w:p>
-        </w:tc>
-      </w:tr>
-      <w:tr>
-        <w:tc>
-          <w:tcPr>
-            <w:tcW w:type="dxa" w:w="964"/>
-          </w:tcPr>
-          <w:p>
-            <w:r>
-              <w:rPr>
-                <w:b/>
-                <w:i w:val="0"/>
-                <w:color w:val="EA580C"/>
-                <w:sz w:val="16"/>
-              </w:rPr>
-              <w:t>Moyenne</w:t>
-            </w:r>
-          </w:p>
-        </w:tc>
-        <w:tc>
-          <w:tcPr>
-            <w:tcW w:type="dxa" w:w="1247"/>
-          </w:tcPr>
-          <w:p>
-            <w:r>
-              <w:rPr>
-                <w:b/>
-                <w:i w:val="0"/>
-                <w:sz w:val="16"/>
-              </w:rPr>
-              <w:t>S00</w:t>
-              <w:br/>
-            </w:r>
-            <w:r>
-              <w:rPr>
-                <w:b w:val="0"/>
-                <w:i w:val="0"/>
-                <w:color w:val="64748B"/>
-                <w:sz w:val="14"/>
-              </w:rPr>
-              <w:t>Identification</w:t>
-            </w:r>
-          </w:p>
-        </w:tc>
-        <w:tc>
-          <w:tcPr>
-            <w:tcW w:type="dxa" w:w="1531"/>
-          </w:tcPr>
-          <w:p>
-            <w:r>
-              <w:rPr>
-                <w:b/>
-                <w:i w:val="0"/>
-                <w:color w:val="16A34A"/>
-                <w:sz w:val="16"/>
-              </w:rPr>
-              <w:t>—</w:t>
-            </w:r>
-          </w:p>
-        </w:tc>
-        <w:tc>
-          <w:tcPr>
-            <w:tcW w:type="dxa" w:w="1191"/>
-          </w:tcPr>
-          <w:p>
-            <w:r>
-              <w:rPr>
-                <w:b w:val="0"/>
-                <w:i w:val="0"/>
-                <w:color w:val="64748B"/>
-                <w:sz w:val="16"/>
-              </w:rPr>
-              <w:t>GT-CQ</w:t>
-            </w:r>
-          </w:p>
-        </w:tc>
-        <w:tc>
-          <w:tcPr>
-            <w:tcW w:type="dxa" w:w="4706"/>
-          </w:tcPr>
-          <w:p>
-            <w:r>
-              <w:rPr>
-                <w:b w:val="0"/>
-                <w:i w:val="0"/>
-                <w:sz w:val="17"/>
-              </w:rPr>
-              <w:t>L'adresse ou la localisation du ménage doit être bien renseignée, ne doit pas contenir des numéros de téléphone et elle semble courte pour être une adresse.</w:t>
-            </w:r>
-          </w:p>
-        </w:tc>
-      </w:tr>
-      <w:tr>
-        <w:tc>
-          <w:tcPr>
-            <w:tcW w:type="dxa" w:w="964"/>
-          </w:tcPr>
-          <w:p>
-            <w:r>
-              <w:rPr>
-                <w:b/>
-                <w:i w:val="0"/>
-                <w:color w:val="EA580C"/>
-                <w:sz w:val="16"/>
-              </w:rPr>
-              <w:t>Moyenne</w:t>
-            </w:r>
-          </w:p>
-        </w:tc>
-        <w:tc>
-          <w:tcPr>
-            <w:tcW w:type="dxa" w:w="1247"/>
-          </w:tcPr>
-          <w:p>
-            <w:r>
-              <w:rPr>
-                <w:b/>
-                <w:i w:val="0"/>
-                <w:sz w:val="16"/>
-              </w:rPr>
-              <w:t>S00</w:t>
-              <w:br/>
-            </w:r>
-            <w:r>
-              <w:rPr>
-                <w:b w:val="0"/>
-                <w:i w:val="0"/>
-                <w:color w:val="64748B"/>
-                <w:sz w:val="14"/>
-              </w:rPr>
-              <w:t>Identification</w:t>
-            </w:r>
-          </w:p>
-        </w:tc>
-        <w:tc>
-          <w:tcPr>
-            <w:tcW w:type="dxa" w:w="1531"/>
-          </w:tcPr>
-          <w:p>
-            <w:r>
-              <w:rPr>
-                <w:b/>
-                <w:i w:val="0"/>
-                <w:color w:val="16A34A"/>
-                <w:sz w:val="16"/>
-              </w:rPr>
-              <w:t>—</w:t>
-            </w:r>
-          </w:p>
-        </w:tc>
-        <w:tc>
-          <w:tcPr>
-            <w:tcW w:type="dxa" w:w="1191"/>
-          </w:tcPr>
-          <w:p>
-            <w:r>
-              <w:rPr>
-                <w:b w:val="0"/>
-                <w:i w:val="0"/>
-                <w:color w:val="64748B"/>
-                <w:sz w:val="16"/>
-              </w:rPr>
-              <w:t>GT-CQ</w:t>
-            </w:r>
-          </w:p>
-        </w:tc>
-        <w:tc>
-          <w:tcPr>
-            <w:tcW w:type="dxa" w:w="4706"/>
-          </w:tcPr>
-          <w:p>
-            <w:r>
-              <w:rPr>
-                <w:b w:val="0"/>
-                <w:i w:val="0"/>
-                <w:sz w:val="17"/>
-              </w:rPr>
-              <w:t>Prière de renseigner la bonne adresse.</w:t>
-            </w:r>
-          </w:p>
-        </w:tc>
-      </w:tr>
-      <w:tr>
-        <w:tc>
-          <w:tcPr>
-            <w:tcW w:type="dxa" w:w="964"/>
-          </w:tcPr>
-          <w:p>
-            <w:r>
-              <w:rPr>
-                <w:b/>
-                <w:i w:val="0"/>
-                <w:color w:val="EA580C"/>
-                <w:sz w:val="16"/>
-              </w:rPr>
-              <w:t>Moyenne</w:t>
-            </w:r>
-          </w:p>
-        </w:tc>
-        <w:tc>
-          <w:tcPr>
-            <w:tcW w:type="dxa" w:w="1247"/>
-          </w:tcPr>
-          <w:p>
-            <w:r>
-              <w:rPr>
-                <w:b/>
-                <w:i w:val="0"/>
-                <w:sz w:val="16"/>
-              </w:rPr>
-              <w:t>S02</w:t>
-              <w:br/>
-            </w:r>
-            <w:r>
-              <w:rPr>
-                <w:b w:val="0"/>
-                <w:i w:val="0"/>
-                <w:color w:val="64748B"/>
-                <w:sz w:val="14"/>
-              </w:rPr>
-              <w:t>Éducation</w:t>
-            </w:r>
-          </w:p>
-        </w:tc>
-        <w:tc>
-          <w:tcPr>
-            <w:tcW w:type="dxa" w:w="1531"/>
-          </w:tcPr>
-          <w:p>
-            <w:r>
-              <w:rPr>
-                <w:b/>
-                <w:i w:val="0"/>
-                <w:color w:val="16A34A"/>
-                <w:sz w:val="16"/>
-              </w:rPr>
-              <w:t>—</w:t>
-            </w:r>
-          </w:p>
-        </w:tc>
-        <w:tc>
-          <w:tcPr>
-            <w:tcW w:type="dxa" w:w="1191"/>
-          </w:tcPr>
-          <w:p>
-            <w:r>
-              <w:rPr>
-                <w:b w:val="0"/>
-                <w:i w:val="0"/>
-                <w:color w:val="64748B"/>
-                <w:sz w:val="16"/>
-              </w:rPr>
-              <w:t>GT-CQ</w:t>
-            </w:r>
-          </w:p>
-        </w:tc>
-        <w:tc>
-          <w:tcPr>
-            <w:tcW w:type="dxa" w:w="4706"/>
-          </w:tcPr>
-          <w:p>
-            <w:r>
-              <w:rPr>
-                <w:b w:val="0"/>
-                <w:i w:val="0"/>
-                <w:sz w:val="17"/>
-              </w:rPr>
-              <w:t>veuillez, s'il vous plait, confirmer les frais de scolarité ( 1000 FCFA) payée de BINTA DRAME BADJI avec le QG ou apporter les corrections nécessaires.</w:t>
-            </w:r>
-          </w:p>
-        </w:tc>
-      </w:tr>
-      <w:tr>
-        <w:tc>
-          <w:tcPr>
-            <w:tcW w:type="dxa" w:w="964"/>
-          </w:tcPr>
-          <w:p>
-            <w:r>
-              <w:rPr>
-                <w:b/>
-                <w:i w:val="0"/>
-                <w:color w:val="EA580C"/>
-                <w:sz w:val="16"/>
-              </w:rPr>
-              <w:t>Moyenne</w:t>
-            </w:r>
-          </w:p>
-        </w:tc>
-        <w:tc>
-          <w:tcPr>
-            <w:tcW w:type="dxa" w:w="1247"/>
-          </w:tcPr>
-          <w:p>
-            <w:r>
-              <w:rPr>
-                <w:b/>
-                <w:i w:val="0"/>
-                <w:sz w:val="16"/>
-              </w:rPr>
-              <w:t>S02</w:t>
-              <w:br/>
-            </w:r>
-            <w:r>
-              <w:rPr>
-                <w:b w:val="0"/>
-                <w:i w:val="0"/>
-                <w:color w:val="64748B"/>
-                <w:sz w:val="14"/>
-              </w:rPr>
-              <w:t>Éducation</w:t>
-            </w:r>
-          </w:p>
-        </w:tc>
-        <w:tc>
-          <w:tcPr>
-            <w:tcW w:type="dxa" w:w="1531"/>
-          </w:tcPr>
-          <w:p>
-            <w:r>
-              <w:rPr>
-                <w:b/>
-                <w:i w:val="0"/>
-                <w:color w:val="16A34A"/>
-                <w:sz w:val="16"/>
-              </w:rPr>
-              <w:t>—</w:t>
-            </w:r>
-          </w:p>
-        </w:tc>
-        <w:tc>
-          <w:tcPr>
-            <w:tcW w:type="dxa" w:w="1191"/>
-          </w:tcPr>
-          <w:p>
-            <w:r>
-              <w:rPr>
-                <w:b w:val="0"/>
-                <w:i w:val="0"/>
-                <w:color w:val="64748B"/>
-                <w:sz w:val="16"/>
-              </w:rPr>
-              <w:t>GT-CQ</w:t>
-            </w:r>
-          </w:p>
-        </w:tc>
-        <w:tc>
-          <w:tcPr>
-            <w:tcW w:type="dxa" w:w="4706"/>
-          </w:tcPr>
-          <w:p>
-            <w:r>
-              <w:rPr>
-                <w:b w:val="0"/>
-                <w:i w:val="0"/>
-                <w:sz w:val="17"/>
-              </w:rPr>
-              <w:t>veuillez, s'il vous plait, confirmer les frais de scolarité ( 1000 FCFA) payée de MALANG PAPE LINGA DIATTA avec le QG ou apporter les corrections nécessaires.</w:t>
-            </w:r>
-          </w:p>
-        </w:tc>
-      </w:tr>
-      <w:tr>
-        <w:tc>
-          <w:tcPr>
-            <w:tcW w:type="dxa" w:w="964"/>
-          </w:tcPr>
-          <w:p>
-            <w:r>
-              <w:rPr>
-                <w:b/>
-                <w:i w:val="0"/>
-                <w:color w:val="EA580C"/>
-                <w:sz w:val="16"/>
-              </w:rPr>
-              <w:t>Moyenne</w:t>
-            </w:r>
-          </w:p>
-        </w:tc>
-        <w:tc>
-          <w:tcPr>
-            <w:tcW w:type="dxa" w:w="1247"/>
-          </w:tcPr>
-          <w:p>
-            <w:r>
-              <w:rPr>
-                <w:b/>
-                <w:i w:val="0"/>
-                <w:sz w:val="16"/>
-              </w:rPr>
-              <w:t>S02</w:t>
-              <w:br/>
-            </w:r>
-            <w:r>
-              <w:rPr>
-                <w:b w:val="0"/>
-                <w:i w:val="0"/>
-                <w:color w:val="64748B"/>
-                <w:sz w:val="14"/>
-              </w:rPr>
-              <w:t>Éducation</w:t>
-            </w:r>
-          </w:p>
-        </w:tc>
-        <w:tc>
-          <w:tcPr>
-            <w:tcW w:type="dxa" w:w="1531"/>
-          </w:tcPr>
-          <w:p>
-            <w:r>
-              <w:rPr>
-                <w:b/>
-                <w:i w:val="0"/>
-                <w:color w:val="16A34A"/>
-                <w:sz w:val="16"/>
-              </w:rPr>
-              <w:t>—</w:t>
-            </w:r>
-          </w:p>
-        </w:tc>
-        <w:tc>
-          <w:tcPr>
-            <w:tcW w:type="dxa" w:w="1191"/>
-          </w:tcPr>
-          <w:p>
-            <w:r>
-              <w:rPr>
-                <w:b w:val="0"/>
-                <w:i w:val="0"/>
-                <w:color w:val="64748B"/>
-                <w:sz w:val="16"/>
-              </w:rPr>
-              <w:t>GT-CQ</w:t>
-            </w:r>
-          </w:p>
-        </w:tc>
-        <w:tc>
-          <w:tcPr>
-            <w:tcW w:type="dxa" w:w="4706"/>
-          </w:tcPr>
-          <w:p>
-            <w:r>
-              <w:rPr>
-                <w:b w:val="0"/>
-                <w:i w:val="0"/>
-                <w:sz w:val="17"/>
-              </w:rPr>
-              <w:t>veuillez, s'il vous plait, confirmer les frais de scolarité ( 10000 FCFA) payée de NDEYE SALY COUNA BADJI avec le QG ou apporter les corrections nécessaires.</w:t>
-            </w:r>
-          </w:p>
-        </w:tc>
-      </w:tr>
-      <w:tr>
-        <w:tc>
-          <w:tcPr>
-            <w:tcW w:type="dxa" w:w="964"/>
-          </w:tcPr>
-          <w:p>
-            <w:r>
-              <w:rPr>
-                <w:b/>
-                <w:i w:val="0"/>
-                <w:color w:val="EA580C"/>
-                <w:sz w:val="16"/>
-              </w:rPr>
-              <w:t>Moyenne</w:t>
-            </w:r>
-          </w:p>
-        </w:tc>
-        <w:tc>
-          <w:tcPr>
-            <w:tcW w:type="dxa" w:w="1247"/>
-          </w:tcPr>
-          <w:p>
-            <w:r>
-              <w:rPr>
-                <w:b/>
-                <w:i w:val="0"/>
-                <w:sz w:val="16"/>
-              </w:rPr>
-              <w:t>S02</w:t>
-              <w:br/>
-            </w:r>
-            <w:r>
-              <w:rPr>
-                <w:b w:val="0"/>
-                <w:i w:val="0"/>
-                <w:color w:val="64748B"/>
-                <w:sz w:val="14"/>
-              </w:rPr>
-              <w:t>Éducation</w:t>
-            </w:r>
-          </w:p>
-        </w:tc>
-        <w:tc>
-          <w:tcPr>
-            <w:tcW w:type="dxa" w:w="1531"/>
-          </w:tcPr>
-          <w:p>
-            <w:r>
-              <w:rPr>
-                <w:b/>
-                <w:i w:val="0"/>
-                <w:color w:val="16A34A"/>
-                <w:sz w:val="16"/>
-              </w:rPr>
-              <w:t>s01q63, s00q04, s02q25, s01q00b, s02q17_2, s02q15_2</w:t>
-            </w:r>
-          </w:p>
-        </w:tc>
-        <w:tc>
-          <w:tcPr>
-            <w:tcW w:type="dxa" w:w="1191"/>
-          </w:tcPr>
-          <w:p>
-            <w:r>
-              <w:rPr>
-                <w:b w:val="0"/>
-                <w:i w:val="0"/>
-                <w:color w:val="64748B"/>
-                <w:sz w:val="16"/>
-              </w:rPr>
-              <w:t>GT-CQ</w:t>
-            </w:r>
-          </w:p>
-        </w:tc>
-        <w:tc>
-          <w:tcPr>
-            <w:tcW w:type="dxa" w:w="4706"/>
-          </w:tcPr>
-          <w:p>
-            <w:r>
-              <w:rPr>
-                <w:b w:val="0"/>
-                <w:i w:val="0"/>
-                <w:sz w:val="17"/>
-              </w:rPr>
               <w:t>Dans les milieux urbains c'est peu probable de voir une école dont les élèves ou étudiants ne dépensent pas en frais d'uniformes, prière de verifier pour NDEYE SALY COUNA BADJI qui fréquente 2ème année de Maternelle et corriger ou confirmer avec le QG.</w:t>
-            </w:r>
-          </w:p>
-        </w:tc>
-      </w:tr>
-      <w:tr>
-        <w:tc>
-          <w:tcPr>
-            <w:tcW w:type="dxa" w:w="964"/>
-          </w:tcPr>
-          <w:p>
-            <w:r>
-              <w:rPr>
-                <w:b/>
-                <w:i w:val="0"/>
-                <w:color w:val="EA580C"/>
-                <w:sz w:val="16"/>
-              </w:rPr>
-              <w:t>Moyenne</w:t>
-            </w:r>
-          </w:p>
-        </w:tc>
-        <w:tc>
-          <w:tcPr>
-            <w:tcW w:type="dxa" w:w="1247"/>
-          </w:tcPr>
-          <w:p>
-            <w:r>
-              <w:rPr>
-                <w:b/>
-                <w:i w:val="0"/>
-                <w:sz w:val="16"/>
-              </w:rPr>
-              <w:t>S02</w:t>
-              <w:br/>
-            </w:r>
-            <w:r>
-              <w:rPr>
-                <w:b w:val="0"/>
-                <w:i w:val="0"/>
-                <w:color w:val="64748B"/>
-                <w:sz w:val="14"/>
-              </w:rPr>
-              <w:t>Éducation</w:t>
-            </w:r>
-          </w:p>
-        </w:tc>
-        <w:tc>
-          <w:tcPr>
-            <w:tcW w:type="dxa" w:w="1531"/>
-          </w:tcPr>
-          <w:p>
-            <w:r>
-              <w:rPr>
-                <w:b/>
-                <w:i w:val="0"/>
-                <w:color w:val="16A34A"/>
-                <w:sz w:val="16"/>
-              </w:rPr>
-              <w:t>—</w:t>
-            </w:r>
-          </w:p>
-        </w:tc>
-        <w:tc>
-          <w:tcPr>
-            <w:tcW w:type="dxa" w:w="1191"/>
-          </w:tcPr>
-          <w:p>
-            <w:r>
-              <w:rPr>
-                <w:b w:val="0"/>
-                <w:i w:val="0"/>
-                <w:color w:val="64748B"/>
-                <w:sz w:val="16"/>
-              </w:rPr>
-              <w:t>GT-CQ</w:t>
-            </w:r>
-          </w:p>
-        </w:tc>
-        <w:tc>
-          <w:tcPr>
-            <w:tcW w:type="dxa" w:w="4706"/>
-          </w:tcPr>
-          <w:p>
-            <w:r>
-              <w:rPr>
-                <w:b w:val="0"/>
-                <w:i w:val="0"/>
-                <w:sz w:val="17"/>
-              </w:rPr>
-              <w:t>veuillez, s'il vous plait, confirmer les frais de scolarité ( 2000 FCFA) payée de MOHAMED DRAME BADJI avec le QG ou apporter les corrections nécessaires.</w:t>
-            </w:r>
-          </w:p>
-        </w:tc>
-      </w:tr>
-      <w:tr>
-        <w:tc>
-          <w:tcPr>
-            <w:tcW w:type="dxa" w:w="964"/>
-          </w:tcPr>
-          <w:p>
-            <w:r>
-              <w:rPr>
-                <w:b/>
-                <w:i w:val="0"/>
-                <w:color w:val="EA580C"/>
-                <w:sz w:val="16"/>
-              </w:rPr>
-              <w:t>Moyenne</w:t>
-            </w:r>
-          </w:p>
-        </w:tc>
-        <w:tc>
-          <w:tcPr>
-            <w:tcW w:type="dxa" w:w="1247"/>
-          </w:tcPr>
-          <w:p>
-            <w:r>
-              <w:rPr>
-                <w:b/>
-                <w:i w:val="0"/>
-                <w:sz w:val="16"/>
-              </w:rPr>
-              <w:t>S02</w:t>
-              <w:br/>
-            </w:r>
-            <w:r>
-              <w:rPr>
-                <w:b w:val="0"/>
-                <w:i w:val="0"/>
-                <w:color w:val="64748B"/>
-                <w:sz w:val="14"/>
-              </w:rPr>
-              <w:t>Éducation</w:t>
-            </w:r>
-          </w:p>
-        </w:tc>
-        <w:tc>
-          <w:tcPr>
-            <w:tcW w:type="dxa" w:w="1531"/>
-          </w:tcPr>
-          <w:p>
-            <w:r>
-              <w:rPr>
-                <w:b/>
-                <w:i w:val="0"/>
-                <w:color w:val="16A34A"/>
-                <w:sz w:val="16"/>
-              </w:rPr>
-              <w:t>s01q63, s00q04, s02q25, s01q00b, s02q17_2, s02q15_2</w:t>
-            </w:r>
-          </w:p>
-        </w:tc>
-        <w:tc>
-          <w:tcPr>
-            <w:tcW w:type="dxa" w:w="1191"/>
-          </w:tcPr>
-          <w:p>
-            <w:r>
-              <w:rPr>
-                <w:b w:val="0"/>
-                <w:i w:val="0"/>
-                <w:color w:val="64748B"/>
-                <w:sz w:val="16"/>
-              </w:rPr>
-              <w:t>GT-CQ</w:t>
-            </w:r>
-          </w:p>
-        </w:tc>
-        <w:tc>
-          <w:tcPr>
-            <w:tcW w:type="dxa" w:w="4706"/>
-          </w:tcPr>
-          <w:p>
-            <w:r>
-              <w:rPr>
-                <w:b w:val="0"/>
-                <w:i w:val="0"/>
-                <w:sz w:val="17"/>
-              </w:rPr>
-              <w:t>Dans les milieux urbains c'est peu probable de voir une école dont les élèves ou étudiants ne dépensent pas en frais d'uniformes, prière de verifier pour MOHAMED DRAME BADJI qui fréquente 6ème année de Primaire et corriger ou confirmer avec le QG.</w:t>
             </w:r>
           </w:p>
         </w:tc>
